--- a/atelier/atelier_123.docx
+++ b/atelier/atelier_123.docx
@@ -288,7 +288,7 @@
           </w:tcPr>
           <w:p>
             <w:r>
-              <w:t xml:space="preserve">La squad (Dev + Ops), écran partagé, .gitlab-ci.yml et code</w:t>
+              <w:t xml:space="preserve">La squad (Dev + Ops), écran partagé,.gitlab-ci.yml et code</w:t>
             </w:r>
           </w:p>
         </w:tc>
@@ -441,7 +441,7 @@
           </w:tcPr>
           <w:p>
             <w:r>
-              <w:t xml:space="preserve">Stage test en place (#122)</w:t>
+              <w:t xml:space="preserve">Stage test en place</w:t>
             </w:r>
           </w:p>
         </w:tc>
@@ -494,7 +494,7 @@
         <w:spacing w:after="80"/>
       </w:pPr>
       <w:r>
-        <w:t xml:space="preserve">Un code cohérent se relit et se maintient mieux : quand tout le code suit les mêmes conventions, la lecture est plus fluide, les revues (#100, axe Review) plus rapides, et les nouveaux s’y retrouvent. Le lint supprime les débats de style en MR (« mets un espace ici ») en les automatisant. On revoit le fond, plus la forme.</w:t>
+        <w:t xml:space="preserve">Un code cohérent se relit et se maintient mieux : quand tout le code suit les mêmes conventions, la lecture est plus fluide, les revues (axe Review) plus rapides, et les nouveaux s’y retrouvent. Le lint supprime les débats de style en MR (« mets un espace ici ») en les automatisant. On revoit le fond, plus la forme.</w:t>
       </w:r>
     </w:p>
     <w:p>
@@ -580,7 +580,7 @@
         <w:spacing w:after="80"/>
       </w:pPr>
       <w:r>
-        <w:t xml:space="preserve">Ajouter le stage lint au pipeline, gérer l’existant : intégrer le linter comme stage du .gitlab-ci.yml. Pour le code existant non conforme, décider d’une stratégie (corriger progressivement, ou figer une baseline) afin de ne pas bloquer tout le monde dès le premier jour.</w:t>
+        <w:t xml:space="preserve">Ajouter le stage lint au pipeline, gérer l’existant : intégrer le linter comme stage du.gitlab-ci.yml. Pour le code existant non conforme, décider d’une stratégie (corriger progressivement, ou figer une baseline) afin de ne pas bloquer tout le monde dès le premier jour.</w:t>
       </w:r>
     </w:p>
     <w:p>
@@ -655,7 +655,7 @@
         <w:spacing w:after="80"/>
       </w:pPr>
       <w:r>
-        <w:t xml:space="preserve">Zone « Le stage lint » — l’intégration au .gitlab-ci.yml.</w:t>
+        <w:t xml:space="preserve">Zone « Le stage lint » — l’intégration au.gitlab-ci.yml.</w:t>
       </w:r>
     </w:p>
     <w:p>
@@ -830,7 +830,7 @@
         <w:spacing w:after="80"/>
       </w:pPr>
       <w:r>
-        <w:t xml:space="preserve">Un stage « lint » intégré au .gitlab-ci.yml.</w:t>
+        <w:t xml:space="preserve">Un stage « lint » intégré au.gitlab-ci.yml.</w:t>
       </w:r>
     </w:p>
     <w:p>
@@ -872,7 +872,7 @@
         <w:spacing w:after="120"/>
       </w:pPr>
       <w:r>
-        <w:t xml:space="preserve">Avec le lint, le pipeline a build + test + lint. Reste la sécurité : #124 (scan de sécurité — SAST / scan de dépendances, qui porte aussi le scan CVE renvoyé par P03-120), puis #125 (complétion + quality gates bloquants). Le pipeline complet approche.</w:t>
+        <w:t xml:space="preserve">Avec le lint, le pipeline a build + test + lint. Reste la sécurité : (scan de sécurité — SAST / scan de dépendances, qui porte aussi le scan CVE renvoyé par P03-120), puis (complétion + quality gates bloquants). Le pipeline complet approche.</w:t>
       </w:r>
     </w:p>
     <w:p>
